--- a/klagomål/S 222-2023 FSC-klagomål.docx
+++ b/klagomål/S 222-2023 FSC-klagomål.docx
@@ -877,7 +877,7 @@
     <w:r>
       <w:tab/>
       <w:tab/>
-      <w:t>2026-07-13</w:t>
+      <w:t>2026-07-14</w:t>
       <w:br/>
       <w:br/>
     </w:r>

--- a/klagomål/S 222-2023 FSC-klagomål.docx
+++ b/klagomål/S 222-2023 FSC-klagomål.docx
@@ -877,7 +877,7 @@
     <w:r>
       <w:tab/>
       <w:tab/>
-      <w:t>2026-07-14</w:t>
+      <w:t>2026-07-15</w:t>
       <w:br/>
       <w:br/>
     </w:r>

--- a/klagomål/S 222-2023 FSC-klagomål.docx
+++ b/klagomål/S 222-2023 FSC-klagomål.docx
@@ -877,7 +877,7 @@
     <w:r>
       <w:tab/>
       <w:tab/>
-      <w:t>2026-07-15</w:t>
+      <w:t>2026-07-16</w:t>
       <w:br/>
       <w:br/>
     </w:r>

--- a/klagomål/S 222-2023 FSC-klagomål.docx
+++ b/klagomål/S 222-2023 FSC-klagomål.docx
@@ -877,7 +877,7 @@
     <w:r>
       <w:tab/>
       <w:tab/>
-      <w:t>2026-07-16</w:t>
+      <w:t>2026-07-17</w:t>
       <w:br/>
       <w:br/>
     </w:r>

--- a/klagomål/S 222-2023 FSC-klagomål.docx
+++ b/klagomål/S 222-2023 FSC-klagomål.docx
@@ -877,7 +877,7 @@
     <w:r>
       <w:tab/>
       <w:tab/>
-      <w:t>2026-07-17</w:t>
+      <w:t>2026-07-18</w:t>
       <w:br/>
       <w:br/>
     </w:r>

--- a/klagomål/S 222-2023 FSC-klagomål.docx
+++ b/klagomål/S 222-2023 FSC-klagomål.docx
@@ -877,7 +877,7 @@
     <w:r>
       <w:tab/>
       <w:tab/>
-      <w:t>2026-07-18</w:t>
+      <w:t>2026-07-19</w:t>
       <w:br/>
       <w:br/>
     </w:r>

--- a/klagomål/S 222-2023 FSC-klagomål.docx
+++ b/klagomål/S 222-2023 FSC-klagomål.docx
@@ -877,7 +877,7 @@
     <w:r>
       <w:tab/>
       <w:tab/>
-      <w:t>2026-07-19</w:t>
+      <w:t>2026-07-20</w:t>
       <w:br/>
       <w:br/>
     </w:r>

--- a/klagomål/S 222-2023 FSC-klagomål.docx
+++ b/klagomål/S 222-2023 FSC-klagomål.docx
@@ -877,7 +877,7 @@
     <w:r>
       <w:tab/>
       <w:tab/>
-      <w:t>2026-07-20</w:t>
+      <w:t>2026-07-21</w:t>
       <w:br/>
       <w:br/>
     </w:r>

--- a/klagomål/S 222-2023 FSC-klagomål.docx
+++ b/klagomål/S 222-2023 FSC-klagomål.docx
@@ -877,7 +877,7 @@
     <w:r>
       <w:tab/>
       <w:tab/>
-      <w:t>2026-07-21</w:t>
+      <w:t>2026-07-22</w:t>
       <w:br/>
       <w:br/>
     </w:r>

--- a/klagomål/S 222-2023 FSC-klagomål.docx
+++ b/klagomål/S 222-2023 FSC-klagomål.docx
@@ -877,7 +877,7 @@
     <w:r>
       <w:tab/>
       <w:tab/>
-      <w:t>2026-07-22</w:t>
+      <w:t>2026-07-23</w:t>
       <w:br/>
       <w:br/>
     </w:r>

--- a/klagomål/S 222-2023 FSC-klagomål.docx
+++ b/klagomål/S 222-2023 FSC-klagomål.docx
@@ -877,7 +877,7 @@
     <w:r>
       <w:tab/>
       <w:tab/>
-      <w:t>2026-07-23</w:t>
+      <w:t>2026-07-24</w:t>
       <w:br/>
       <w:br/>
     </w:r>

--- a/klagomål/S 222-2023 FSC-klagomål.docx
+++ b/klagomål/S 222-2023 FSC-klagomål.docx
@@ -877,7 +877,7 @@
     <w:r>
       <w:tab/>
       <w:tab/>
-      <w:t>2026-07-24</w:t>
+      <w:t>2026-07-25</w:t>
       <w:br/>
       <w:br/>
     </w:r>

--- a/klagomål/S 222-2023 FSC-klagomål.docx
+++ b/klagomål/S 222-2023 FSC-klagomål.docx
@@ -877,7 +877,7 @@
     <w:r>
       <w:tab/>
       <w:tab/>
-      <w:t>2026-07-25</w:t>
+      <w:t>2026-07-26</w:t>
       <w:br/>
       <w:br/>
     </w:r>

--- a/klagomål/S 222-2023 FSC-klagomål.docx
+++ b/klagomål/S 222-2023 FSC-klagomål.docx
@@ -877,7 +877,7 @@
     <w:r>
       <w:tab/>
       <w:tab/>
-      <w:t>2026-07-26</w:t>
+      <w:t>2026-07-27</w:t>
       <w:br/>
       <w:br/>
     </w:r>

--- a/klagomål/S 222-2023 FSC-klagomål.docx
+++ b/klagomål/S 222-2023 FSC-klagomål.docx
@@ -877,7 +877,7 @@
     <w:r>
       <w:tab/>
       <w:tab/>
-      <w:t>2026-07-27</w:t>
+      <w:t>2026-07-28</w:t>
       <w:br/>
       <w:br/>
     </w:r>

--- a/klagomål/S 222-2023 FSC-klagomål.docx
+++ b/klagomål/S 222-2023 FSC-klagomål.docx
@@ -877,7 +877,7 @@
     <w:r>
       <w:tab/>
       <w:tab/>
-      <w:t>2026-07-28</w:t>
+      <w:t>2026-07-29</w:t>
       <w:br/>
       <w:br/>
     </w:r>

--- a/klagomål/S 222-2023 FSC-klagomål.docx
+++ b/klagomål/S 222-2023 FSC-klagomål.docx
@@ -877,7 +877,7 @@
     <w:r>
       <w:tab/>
       <w:tab/>
-      <w:t>2026-07-29</w:t>
+      <w:t>2026-07-30</w:t>
       <w:br/>
       <w:br/>
     </w:r>

--- a/klagomål/S 222-2023 FSC-klagomål.docx
+++ b/klagomål/S 222-2023 FSC-klagomål.docx
@@ -877,7 +877,7 @@
     <w:r>
       <w:tab/>
       <w:tab/>
-      <w:t>2026-07-30</w:t>
+      <w:t>2026-07-31</w:t>
       <w:br/>
       <w:br/>
     </w:r>

--- a/klagomål/S 222-2023 FSC-klagomål.docx
+++ b/klagomål/S 222-2023 FSC-klagomål.docx
@@ -877,7 +877,7 @@
     <w:r>
       <w:tab/>
       <w:tab/>
-      <w:t>2026-07-31</w:t>
+      <w:t>2026-08-01</w:t>
       <w:br/>
       <w:br/>
     </w:r>

--- a/klagomål/S 222-2023 FSC-klagomål.docx
+++ b/klagomål/S 222-2023 FSC-klagomål.docx
@@ -877,7 +877,7 @@
     <w:r>
       <w:tab/>
       <w:tab/>
-      <w:t>2026-08-01</w:t>
+      <w:t>2026-08-02</w:t>
       <w:br/>
       <w:br/>
     </w:r>

--- a/klagomål/S 222-2023 FSC-klagomål.docx
+++ b/klagomål/S 222-2023 FSC-klagomål.docx
@@ -877,7 +877,7 @@
     <w:r>
       <w:tab/>
       <w:tab/>
-      <w:t>2026-08-02</w:t>
+      <w:t>2026-08-03</w:t>
       <w:br/>
       <w:br/>
     </w:r>

--- a/klagomål/S 222-2023 FSC-klagomål.docx
+++ b/klagomål/S 222-2023 FSC-klagomål.docx
@@ -877,7 +877,7 @@
     <w:r>
       <w:tab/>
       <w:tab/>
-      <w:t>2026-08-03</w:t>
+      <w:t>2026-08-05</w:t>
       <w:br/>
       <w:br/>
     </w:r>

--- a/klagomål/S 222-2023 FSC-klagomål.docx
+++ b/klagomål/S 222-2023 FSC-klagomål.docx
@@ -877,7 +877,7 @@
     <w:r>
       <w:tab/>
       <w:tab/>
-      <w:t>2026-08-05</w:t>
+      <w:t>2026-08-07</w:t>
       <w:br/>
       <w:br/>
     </w:r>

--- a/klagomål/S 222-2023 FSC-klagomål.docx
+++ b/klagomål/S 222-2023 FSC-klagomål.docx
@@ -877,7 +877,7 @@
     <w:r>
       <w:tab/>
       <w:tab/>
-      <w:t>2026-08-07</w:t>
+      <w:t>2026-08-08</w:t>
       <w:br/>
       <w:br/>
     </w:r>

--- a/klagomål/S 222-2023 FSC-klagomål.docx
+++ b/klagomål/S 222-2023 FSC-klagomål.docx
@@ -216,7 +216,7 @@
         <w:spacing w:after="240"/>
       </w:pPr>
       <w:r>
-        <w:t>Figur 1. Fyndplatser för naturvårdsarter i samrådsanmälan. Markörer utan svart kant är placerade på fyndplatsen. Markörer med svart kant är placerade vid sidan av fyndplatsen har ett svart streck som visar fyndplatsens exakta position. Kartans mittpunktskoordinat är N 6376585, E 568781 i SWEREF 99 TM.</w:t>
+        <w:t>Figur 1. Fyndplatser för naturvårdsarter i samrådsanmälan. Markörer utan svart kant är placerade på fyndplatsen. Markörer med svart kant är placerade vid sidan av fyndplatsen och har ett svart streck som visar fyndplatsens exakta position. Kartans mittpunktskoordinat är N 6376585, E 568781 i SWEREF 99 TM.</w:t>
       </w:r>
     </w:p>
     <w:p>
@@ -877,7 +877,7 @@
     <w:r>
       <w:tab/>
       <w:tab/>
-      <w:t>2026-08-14</w:t>
+      <w:t>2026-08-15</w:t>
       <w:br/>
       <w:br/>
     </w:r>

--- a/klagomål/S 222-2023 FSC-klagomål.docx
+++ b/klagomål/S 222-2023 FSC-klagomål.docx
@@ -877,7 +877,7 @@
     <w:r>
       <w:tab/>
       <w:tab/>
-      <w:t>2026-08-15</w:t>
+      <w:t>2026-08-16</w:t>
       <w:br/>
       <w:br/>
     </w:r>

--- a/klagomål/S 222-2023 FSC-klagomål.docx
+++ b/klagomål/S 222-2023 FSC-klagomål.docx
@@ -877,7 +877,7 @@
     <w:r>
       <w:tab/>
       <w:tab/>
-      <w:t>2026-08-16</w:t>
+      <w:t>2026-08-17</w:t>
       <w:br/>
       <w:br/>
     </w:r>

--- a/klagomål/S 222-2023 FSC-klagomål.docx
+++ b/klagomål/S 222-2023 FSC-klagomål.docx
@@ -877,7 +877,7 @@
     <w:r>
       <w:tab/>
       <w:tab/>
-      <w:t>2026-08-17</w:t>
+      <w:t>2026-08-18</w:t>
       <w:br/>
       <w:br/>
     </w:r>

--- a/klagomål/S 222-2023 FSC-klagomål.docx
+++ b/klagomål/S 222-2023 FSC-klagomål.docx
@@ -877,7 +877,7 @@
     <w:r>
       <w:tab/>
       <w:tab/>
-      <w:t>2026-08-18</w:t>
+      <w:t>2026-08-19</w:t>
       <w:br/>
       <w:br/>
     </w:r>

--- a/klagomål/S 222-2023 FSC-klagomål.docx
+++ b/klagomål/S 222-2023 FSC-klagomål.docx
@@ -877,7 +877,7 @@
     <w:r>
       <w:tab/>
       <w:tab/>
-      <w:t>2026-08-19</w:t>
+      <w:t>2026-08-20</w:t>
       <w:br/>
       <w:br/>
     </w:r>

--- a/klagomål/S 222-2023 FSC-klagomål.docx
+++ b/klagomål/S 222-2023 FSC-klagomål.docx
@@ -877,7 +877,7 @@
     <w:r>
       <w:tab/>
       <w:tab/>
-      <w:t>2026-08-20</w:t>
+      <w:t>2026-08-21</w:t>
       <w:br/>
       <w:br/>
     </w:r>

--- a/klagomål/S 222-2023 FSC-klagomål.docx
+++ b/klagomål/S 222-2023 FSC-klagomål.docx
@@ -877,7 +877,7 @@
     <w:r>
       <w:tab/>
       <w:tab/>
-      <w:t>2026-08-21</w:t>
+      <w:t>2026-08-22</w:t>
       <w:br/>
       <w:br/>
     </w:r>

--- a/klagomål/S 222-2023 FSC-klagomål.docx
+++ b/klagomål/S 222-2023 FSC-klagomål.docx
@@ -877,7 +877,7 @@
     <w:r>
       <w:tab/>
       <w:tab/>
-      <w:t>2026-08-22</w:t>
+      <w:t>2026-08-23</w:t>
       <w:br/>
       <w:br/>
     </w:r>

--- a/klagomål/S 222-2023 FSC-klagomål.docx
+++ b/klagomål/S 222-2023 FSC-klagomål.docx
@@ -877,7 +877,7 @@
     <w:r>
       <w:tab/>
       <w:tab/>
-      <w:t>2026-08-23</w:t>
+      <w:t>2026-08-24</w:t>
       <w:br/>
       <w:br/>
     </w:r>

--- a/klagomål/S 222-2023 FSC-klagomål.docx
+++ b/klagomål/S 222-2023 FSC-klagomål.docx
@@ -877,7 +877,7 @@
     <w:r>
       <w:tab/>
       <w:tab/>
-      <w:t>2026-08-24</w:t>
+      <w:t>2026-08-25</w:t>
       <w:br/>
       <w:br/>
     </w:r>

--- a/klagomål/S 222-2023 FSC-klagomål.docx
+++ b/klagomål/S 222-2023 FSC-klagomål.docx
@@ -877,7 +877,7 @@
     <w:r>
       <w:tab/>
       <w:tab/>
-      <w:t>2026-08-25</w:t>
+      <w:t>2026-08-26</w:t>
       <w:br/>
       <w:br/>
     </w:r>

--- a/klagomål/S 222-2023 FSC-klagomål.docx
+++ b/klagomål/S 222-2023 FSC-klagomål.docx
@@ -877,7 +877,7 @@
     <w:r>
       <w:tab/>
       <w:tab/>
-      <w:t>2026-08-26</w:t>
+      <w:t>2026-08-27</w:t>
       <w:br/>
       <w:br/>
     </w:r>

--- a/klagomål/S 222-2023 FSC-klagomål.docx
+++ b/klagomål/S 222-2023 FSC-klagomål.docx
@@ -877,7 +877,7 @@
     <w:r>
       <w:tab/>
       <w:tab/>
-      <w:t>2026-08-27</w:t>
+      <w:t>2026-08-28</w:t>
       <w:br/>
       <w:br/>
     </w:r>

--- a/klagomål/S 222-2023 FSC-klagomål.docx
+++ b/klagomål/S 222-2023 FSC-klagomål.docx
@@ -877,7 +877,7 @@
     <w:r>
       <w:tab/>
       <w:tab/>
-      <w:t>2026-08-28</w:t>
+      <w:t>2026-08-29</w:t>
       <w:br/>
       <w:br/>
     </w:r>

--- a/klagomål/S 222-2023 FSC-klagomål.docx
+++ b/klagomål/S 222-2023 FSC-klagomål.docx
@@ -877,7 +877,7 @@
     <w:r>
       <w:tab/>
       <w:tab/>
-      <w:t>2026-08-29</w:t>
+      <w:t>2026-08-31</w:t>
       <w:br/>
       <w:br/>
     </w:r>

--- a/klagomål/S 222-2023 FSC-klagomål.docx
+++ b/klagomål/S 222-2023 FSC-klagomål.docx
@@ -877,7 +877,7 @@
     <w:r>
       <w:tab/>
       <w:tab/>
-      <w:t>2026-08-31</w:t>
+      <w:t>2026-09-01</w:t>
       <w:br/>
       <w:br/>
     </w:r>

--- a/klagomål/S 222-2023 FSC-klagomål.docx
+++ b/klagomål/S 222-2023 FSC-klagomål.docx
@@ -178,7 +178,7 @@
       <w:r>
         <w:drawing>
           <wp:inline xmlns:a="http://schemas.openxmlformats.org/drawingml/2006/main" xmlns:pic="http://schemas.openxmlformats.org/drawingml/2006/picture">
-            <wp:extent cx="5486400" cy="3359713"/>
+            <wp:extent cx="5486400" cy="3716046"/>
             <wp:docPr id="1" name="Picture 1"/>
             <wp:cNvGraphicFramePr>
               <a:graphicFrameLocks noChangeAspect="1"/>
@@ -199,7 +199,7 @@
                   <pic:spPr>
                     <a:xfrm>
                       <a:off x="0" y="0"/>
-                      <a:ext cx="5486400" cy="3359713"/>
+                      <a:ext cx="5486400" cy="3716046"/>
                     </a:xfrm>
                     <a:prstGeom prst="rect"/>
                   </pic:spPr>
@@ -216,12 +216,12 @@
         <w:spacing w:after="240"/>
       </w:pPr>
       <w:r>
-        <w:t>Figur 1. Fyndplatser för naturvårdsarter i samrådsanmälan. Markörer utan svart kant är placerade på fyndplatsen. Markörer med svart kant är placerade vid sidan av fyndplatsen och har ett svart streck som visar fyndplatsens exakta position. Kartans mittpunktskoordinat är N 6376585, E 568781 i SWEREF 99 TM.</w:t>
+        <w:t>Figur 1. Fyndplatser för naturvårdsarter i och inom 25 meter från samrådsanmälan. Markörer utan svart kant är placerade på fyndplatsen. Markörer med svart kant är placerade vid sidan av fyndplatsen och har ett svart streck som visar fyndplatsens exakta position. Kartans mittpunktskoordinat är N 6376585, E 568781 i SWEREF 99 TM.</w:t>
       </w:r>
     </w:p>
     <w:p>
       <w:r>
-        <w:t>I samrådsanmälan finns fynd av 10 naturvårdsarter, varav 3 är rödlistade, 6 är fridlysta, 4 är typiska (T) och 1 är signalart (S): ask (EN), jungfrulin (NT), mjukdån (NT), tibast (S, T), blåsippa (T, §9), järpe (T, §4), mattlummer (T, §9), åkergroda (§4a), nattviol (§8) och gullviva (§9). Se Figur 1.</w:t>
+        <w:t>I och inom 25 meter från samrådsanmälan finns fynd av 25 naturvårdsarter, varav 7 är rödlistade, 10 är fridlysta, 13 är typiska (T) och 6 är signalarter (S): ask (EN), brunfläckig pärlemorfjäril (VU), jungfrulin (NT), kattfotslav (NT, T), mjukdån (NT), vårärt (NT, T), älg (NT), björksplintborre (S), blåmossa (S, T), fällmossa (S, T), guldlockmossa (S, T), tibast (S, T), vågbandad barkbock (S), blåsippa (T, §9), järpe (T, §4), kransmossa (T), mattlummer (T, §9), ormbär (T), spillkråka (T, §4), tjäder (T, §4), åkergroda (§4a), vanlig snok (§6), nattviol (§8), gullviva (§9) och revlummer (§9). Se Figur 1.</w:t>
       </w:r>
     </w:p>
     <w:p>
@@ -263,6 +263,162 @@
         <w:rPr>
           <w:b/>
         </w:rPr>
+        <w:t xml:space="preserve">Kattfotslav (NT) </w:t>
+      </w:r>
+      <w:r>
+        <w:t xml:space="preserve">är en mycket god signalart i hela sitt svenska utbredningsområde och skogsbestånd med kattfotslav är alltid värdefulla ur naturvårdssynpunkt. Arten indikerar dels ett mikroklimat med konstant hög luftfuktighet, dels kontinuitet av äldre träd och god trädslutenhet. Trots att den är vanligare i sydvästra Sverige växer den enbart i skogsbestånd med höga naturvärden. Den är känslig för skogliga ingrepp som kan förändra lokal- och mikroklimat. Kattfotslav är typisk art för </w:t>
+      </w:r>
+      <w:r>
+        <w:rPr>
+          <w:i/>
+        </w:rPr>
+        <w:t xml:space="preserve">9010 Taiga, 9160 Näringsrik ekskog </w:t>
+      </w:r>
+      <w:r>
+        <w:t>och</w:t>
+      </w:r>
+      <w:r>
+        <w:rPr>
+          <w:i/>
+        </w:rPr>
+        <w:t xml:space="preserve"> 9190 Näringsfattig ekskog</w:t>
+      </w:r>
+      <w:r>
+        <w:t xml:space="preserve"> (Nitare &amp; Skogsstyrelsen, 2019; SLU Artdatabanken, 2026).</w:t>
+      </w:r>
+    </w:p>
+    <w:p>
+      <w:r>
+        <w:rPr>
+          <w:b/>
+        </w:rPr>
+        <w:t>Vårärt (NT)</w:t>
+      </w:r>
+      <w:r>
+        <w:t xml:space="preserve"> är en kalkgynnad mullväxt som är knuten till rik lundartad vegetation och har sin huvudsakliga förekomst i sydliga kalklövskogar, lövängen och hässlen. Den har även viktiga förekomster av reliktkaraktär i örtrika kalkgranskogar på frisk eller något fuktig mark i mellersta Sverige. Vårärt är en extra betydelsefull signalart i boreala och boreonemorala kalkgranskogar, då dessa förekomster nu är starkt fragmenterade och troligen visar på en flertusenårig ekologisk kontinuitet där spridning och etablering kan ha skett under postglaciala värmetiden. Arten tål inte dagens storskaliga skogsbruksmetoder och den kommer in på rödlistan för första gången 2025 till följd av en kraftig minskning (&gt;50%) i Riksskogstaxeringens data. Vårärt är typisk art för </w:t>
+      </w:r>
+      <w:r>
+        <w:rPr>
+          <w:i/>
+        </w:rPr>
+        <w:t xml:space="preserve">9050 Näringsrik granskog, 9020 Nordlig ädellövskog, 9160 Näringsrik ekskog </w:t>
+      </w:r>
+      <w:r>
+        <w:t xml:space="preserve">och </w:t>
+      </w:r>
+      <w:r>
+        <w:rPr>
+          <w:i/>
+        </w:rPr>
+        <w:t>9180 Ädellövskog i branter</w:t>
+      </w:r>
+      <w:r>
+        <w:t xml:space="preserve"> (Nitare &amp; Skogsstyrelsen, 2019; SLU Artdatabanken, 2026).</w:t>
+      </w:r>
+    </w:p>
+    <w:p>
+      <w:r>
+        <w:rPr>
+          <w:b/>
+        </w:rPr>
+        <w:t xml:space="preserve">Björksplintborre </w:t>
+      </w:r>
+      <w:r>
+        <w:t>är en skalbagge vars larvutveckling sker i bark på nyligen döda björkar, både stående träd och vindfällen. En prydlig rad med runda ventilationshål i barken ovanför modergången är synnerligen karaktäristiskt. Arten är knuten till lövrika blandskogar med en hög andel gamla träd, och starkt gynnad av naturliga störningar som torka, översvämningar, brand och stormfällningar. Talrika gnagspår kan tyda på biotoper med höga naturvärden, exempelvis för ovanliga hackspettar och andra, mer sällsynta vedinsekter. Larverna är omtyckt hackspettsföda (SLU Artdatabanken, 2025).</w:t>
+      </w:r>
+    </w:p>
+    <w:p>
+      <w:r>
+        <w:rPr>
+          <w:b/>
+        </w:rPr>
+        <w:t xml:space="preserve">Blåmossa </w:t>
+      </w:r>
+      <w:r>
+        <w:t xml:space="preserve">har karaktäristiska kuddar som är lätta att se på långt håll. Mycket stora kuddar, större än 0,5 meter i höjd, indikerar höga naturvärden där skogen har en lång period av orördhet oh stabila miljöförhållanden. Mossan växer under gynnsamma omständigheter cirka 1 centimeter per år och stora kuddar kan därför indirekt visa att lokalen varit lämplig under en lång tid. Blåmossa är typisk art för </w:t>
+      </w:r>
+      <w:r>
+        <w:rPr>
+          <w:i/>
+        </w:rPr>
+        <w:t>9010 Taiga, 9080 Lövsumpskog</w:t>
+      </w:r>
+      <w:r>
+        <w:t xml:space="preserve"> och </w:t>
+      </w:r>
+      <w:r>
+        <w:rPr>
+          <w:i/>
+        </w:rPr>
+        <w:t>9750 Svämlövskog</w:t>
+      </w:r>
+      <w:r>
+        <w:t xml:space="preserve"> (SLU Artdatabanken, 2025; Nitare &amp; Skogsstyrelsen, 2019).</w:t>
+      </w:r>
+    </w:p>
+    <w:p>
+      <w:r>
+        <w:rPr>
+          <w:b/>
+        </w:rPr>
+        <w:t>Fällmossa</w:t>
+      </w:r>
+      <w:r>
+        <w:t xml:space="preserve"> indikerar i stort sett alltid områden med höga naturvärden, skog med lång kontinuitet, gamla träd, hög luftfuktighet och stabila förhållanden. Sporkapslar finnar man enbart på extra skyddsvärda lokaler. Fällmossa är typisk art för </w:t>
+      </w:r>
+      <w:r>
+        <w:rPr>
+          <w:i/>
+        </w:rPr>
+        <w:t xml:space="preserve">9020 Nordlig ädellövskog, 9110 Näringsfattig bokskog, 9130 Näringsrik bokskog, 9160 Näringsrik ekskog, 9180 Ädellövskog i branter </w:t>
+      </w:r>
+      <w:r>
+        <w:t>och</w:t>
+      </w:r>
+      <w:r>
+        <w:rPr>
+          <w:i/>
+        </w:rPr>
+        <w:t xml:space="preserve"> 9190 Näringsfattig ekskog</w:t>
+      </w:r>
+      <w:r>
+        <w:t xml:space="preserve"> (SLU Artdatabanken, 2024; Nitare &amp; Skogsstyrelsen, 2019).</w:t>
+      </w:r>
+    </w:p>
+    <w:p>
+      <w:r>
+        <w:rPr>
+          <w:b/>
+        </w:rPr>
+        <w:t>Guldlockmossa</w:t>
+      </w:r>
+      <w:r>
+        <w:t xml:space="preserve"> växer på solexponerade, basiska klippor och block samt på skrovlig bark vid basen av ädellövträd med rik bark, ofta på gamla ekar, bokar och andra ädellövträd som står öppet i bryn. Särskilt högt signalvärde har den i norra Sverige där den sällsynt kan påträffas i sydväxtberg på klippor med basiska bergarter. Guldlockmossa är typisk art för </w:t>
+      </w:r>
+      <w:r>
+        <w:rPr>
+          <w:i/>
+        </w:rPr>
+        <w:t xml:space="preserve">9110 Näringsfattig bokskog, 9160 Näringsrik ekskog, 9180 Ädellövskog i branter </w:t>
+      </w:r>
+      <w:r>
+        <w:t xml:space="preserve">och </w:t>
+      </w:r>
+      <w:r>
+        <w:rPr>
+          <w:i/>
+        </w:rPr>
+        <w:t xml:space="preserve">9190 Näringsfattig ekskog </w:t>
+      </w:r>
+      <w:r>
+        <w:t>(Nitare &amp; Skogsstyrelsen, 2019; SLU Artdatabanken, 2025).</w:t>
+      </w:r>
+    </w:p>
+    <w:p>
+      <w:r>
+        <w:rPr>
+          <w:b/>
+        </w:rPr>
         <w:t>Tibast</w:t>
       </w:r>
       <w:r>
@@ -283,6 +439,17 @@
         <w:rPr>
           <w:b/>
         </w:rPr>
+        <w:t xml:space="preserve">Vågbandad barkbock </w:t>
+      </w:r>
+      <w:r>
+        <w:t>är en långhorning vars larvutveckling sker under bark på nyligen döda stående barrträd, främst gran, mer undantagsvis på tall. Främst i stående träd, särskilt gamla, långsamvuxna granar med grov bark, även i grövre grenar, stubbar eller vindfällen. Arten är starkt knuten till naturskogsliknande granskogar, och gynnas av extrema torrsomrar som försvagar träden. Arten påverkas negativt av brist på kontinuitetsskog och en minskning av populationen pågår eller förväntas ske (SLU Artdatabanken, 2025).</w:t>
+      </w:r>
+    </w:p>
+    <w:p>
+      <w:r>
+        <w:rPr>
+          <w:b/>
+        </w:rPr>
         <w:t>Blåsippa (§9)</w:t>
       </w:r>
       <w:r>
@@ -341,6 +508,35 @@
         <w:rPr>
           <w:b/>
         </w:rPr>
+        <w:t>Kransmossa</w:t>
+      </w:r>
+      <w:r>
+        <w:t xml:space="preserve"> är typisk art för </w:t>
+      </w:r>
+      <w:r>
+        <w:rPr>
+          <w:i/>
+        </w:rPr>
+        <w:t xml:space="preserve">9050 Näringsrik granskog </w:t>
+      </w:r>
+      <w:r>
+        <w:t xml:space="preserve">och </w:t>
+      </w:r>
+      <w:r>
+        <w:rPr>
+          <w:i/>
+        </w:rPr>
+        <w:t xml:space="preserve">6170 Alpina kalkgräsmarker </w:t>
+      </w:r>
+      <w:r>
+        <w:t>(SLU Artdatabanken, 2025).</w:t>
+      </w:r>
+    </w:p>
+    <w:p>
+      <w:r>
+        <w:rPr>
+          <w:b/>
+        </w:rPr>
         <w:t>Mattlummer (§9)</w:t>
       </w:r>
       <w:r>
@@ -354,6 +550,84 @@
       </w:r>
       <w:r>
         <w:t>(SLU Artdatabanken, 2025).</w:t>
+      </w:r>
+    </w:p>
+    <w:p>
+      <w:r>
+        <w:rPr>
+          <w:b/>
+        </w:rPr>
+        <w:t>Ormbär</w:t>
+      </w:r>
+      <w:r>
+        <w:t xml:space="preserve"> är typisk art för </w:t>
+      </w:r>
+      <w:r>
+        <w:rPr>
+          <w:i/>
+        </w:rPr>
+        <w:t xml:space="preserve">9050 Näringsrik granskog </w:t>
+      </w:r>
+      <w:r>
+        <w:t>(SLU Artdatabanken, 2025).</w:t>
+      </w:r>
+    </w:p>
+    <w:p>
+      <w:r>
+        <w:rPr>
+          <w:b/>
+        </w:rPr>
+        <w:t>Spillkråka (§4)</w:t>
+      </w:r>
+      <w:r>
+        <w:t xml:space="preserve"> omfattas av bilaga 1 i EU:s fågeldirektiv och är typisk art för </w:t>
+      </w:r>
+      <w:r>
+        <w:rPr>
+          <w:i/>
+        </w:rPr>
+        <w:t xml:space="preserve">9010 Taiga </w:t>
+      </w:r>
+      <w:r>
+        <w:t>och</w:t>
+      </w:r>
+      <w:r>
+        <w:rPr>
+          <w:i/>
+        </w:rPr>
+        <w:t xml:space="preserve"> 9740 Skogsbevuxen myr</w:t>
+      </w:r>
+      <w:r>
+        <w:t>. Den behöver grova träd, främst tall, asp och bok som boträd. Skogsbruk med korta omloppstider och täta, homogena ungskogar utgör det största hotet. Spillkråka är en nyckelart i skogliga miljöer vars övergivna bohål utnyttjas av flera andra hålhäckande fågelarter och fladdermöss, däribland pärluggla (EN, §4), knipa (§4), salskrake (§4) och skogsduva (§4). Hökuggla (VU, §4) och slaguggla (§4) häckar ofta i högstubbar som brutits av i höjd med ett gammalt spillkråkebo (SLU Artdatabanken, 2026; Skogsstyrelsen, 2016).</w:t>
+      </w:r>
+    </w:p>
+    <w:p>
+      <w:r>
+        <w:rPr>
+          <w:b/>
+        </w:rPr>
+        <w:t>Tjäder (§4)</w:t>
+      </w:r>
+      <w:r>
+        <w:t xml:space="preserve"> omfattas av bilaga 1 och 2 EU:s fågeldirektiv och är typisk art för </w:t>
+      </w:r>
+      <w:r>
+        <w:rPr>
+          <w:i/>
+        </w:rPr>
+        <w:t xml:space="preserve">9010 Taiga </w:t>
+      </w:r>
+      <w:r>
+        <w:t xml:space="preserve">och </w:t>
+      </w:r>
+      <w:r>
+        <w:rPr>
+          <w:i/>
+        </w:rPr>
+        <w:t>9740 Skogsbevuxen myr</w:t>
+      </w:r>
+      <w:r>
+        <w:t>. Tjädern är en utpräglad skogsfågel knuten till större sammanhängande barrskogsområden. Tupparna och hönorna utnyttjar till viss del olika miljöer, och habitatvalet varierar dessutom mellan olika delar av året. För att det ska finnas livskraftiga tjäderbestånd krävs funktionella skogslandskap med en blandning av uppvuxen, gles och luckig skog, täta sumpskogar, myrar och andra små våtmarker. Arten försvinner när skogen fragmenteras och den sammanlagda arealen hyggen och andra öppna områden blir för stor. Ett småskaligt och försiktigt virkesuttag genom hyggesfria metoder kan i vissa fall vara möjligt i området inom 200 m från lekcentrum. Längre ut från lekcentrum, inom 200–500 m bör den avverkade ytan inte överskrida 1 hektar för att undvika alltför stora och snabba förändringar (Skogsstyrelsen, 2019; SLU Artdatabanken, 2024).</w:t>
       </w:r>
     </w:p>
     <w:p>
@@ -491,7 +765,7 @@
         <w:rPr>
           <w:i/>
         </w:rPr>
-        <w:t>I det samrådsanmälda skogsområdet har 10 naturvårdsarter varav 3 rödlistade arter sina livsmiljöer och växtplatser.</w:t>
+        <w:t>I det samrådsanmälda skogsområdet har 25 naturvårdsarter varav 7 rödlistade arter sina livsmiljöer och växtplatser.</w:t>
       </w:r>
     </w:p>
     <w:p>
@@ -738,6 +1012,147 @@
     <w:p>
       <w:r>
         <w:t xml:space="preserve">SLU Artdatabanken, 2026. </w:t>
+      </w:r>
+      <w:r>
+        <w:rPr>
+          <w:i/>
+        </w:rPr>
+        <w:t xml:space="preserve">Artfaktablad. Naturvård – artfakta. </w:t>
+      </w:r>
+      <w:r>
+        <w:t>SLU Artdatabanken, Uppsala</w:t>
+      </w:r>
+    </w:p>
+    <w:p>
+      <w:pPr>
+        <w:pStyle w:val="Heading1"/>
+      </w:pPr>
+      <w:r>
+        <w:t>Spillkråka – ekologi samt krav på livsmiljön</w:t>
+      </w:r>
+    </w:p>
+    <w:p>
+      <w:r>
+        <w:t xml:space="preserve">Spillkråka (§4) ingår i bilaga 1 EU:s fågeldirektiv och är typisk art för </w:t>
+      </w:r>
+      <w:r>
+        <w:rPr>
+          <w:i/>
+        </w:rPr>
+        <w:t xml:space="preserve">9010 Taiga </w:t>
+      </w:r>
+      <w:r>
+        <w:t>och</w:t>
+      </w:r>
+      <w:r>
+        <w:rPr>
+          <w:i/>
+        </w:rPr>
+        <w:t xml:space="preserve"> 9740 Skogsbevuxen myr</w:t>
+      </w:r>
+      <w:r>
+        <w:t>. Den lever i både barr- och blandskog liksom i ren lövskog. De tätaste populationerna tenderar att finnas i äldre, variationsrik blandskog med gott om död ved och gamla träd. Varje par utnyttjar 400–1000 hektar skog beroende på skogens kvalitet. Skogsbruk med korta omloppstider och täta, homogena ungskogar utgör det största hotet (SLU Artdatabanken, 2026).</w:t>
+      </w:r>
+    </w:p>
+    <w:p>
+      <w:r>
+        <w:t>Spillkråka är en nyckelart i skogliga miljöer vars övergivna bohål utnyttjas av flera andra hålhäckande fågelarter och fladdermöss, däribland pärluggla (EN, §4), knipa (§4), salskrake (§4) och skogsduva (§4). Hökuggla (VU, §4) och slaguggla (§4) häckar ofta i högstubbar som brutits av i höjd med ett gammalt spillkråkebo (Skogsstyrelsen, 2016).</w:t>
+      </w:r>
+    </w:p>
+    <w:p>
+      <w:pPr>
+        <w:pStyle w:val="Heading2"/>
+      </w:pPr>
+      <w:r>
+        <w:t>Referenser – spillkråka</w:t>
+      </w:r>
+    </w:p>
+    <w:p>
+      <w:r>
+        <w:t xml:space="preserve">Skogsstyrelsen, 2016. </w:t>
+      </w:r>
+      <w:r>
+        <w:rPr>
+          <w:i/>
+        </w:rPr>
+        <w:t xml:space="preserve">Vägledning för hänsyn till spillkråka. </w:t>
+      </w:r>
+      <w:r>
+        <w:t>Vägledningar och kunskapsstöd artskydd – Skogsstyrelsen.</w:t>
+      </w:r>
+    </w:p>
+    <w:p>
+      <w:r>
+        <w:t xml:space="preserve">SLU Artdatabanken, 2026. </w:t>
+      </w:r>
+      <w:r>
+        <w:rPr>
+          <w:i/>
+        </w:rPr>
+        <w:t xml:space="preserve">Artfaktablad. Naturvård – artfakta. </w:t>
+      </w:r>
+      <w:r>
+        <w:t>SLU Artdatabanken, Uppsala.</w:t>
+      </w:r>
+    </w:p>
+    <w:p>
+      <w:pPr>
+        <w:pStyle w:val="Heading1"/>
+      </w:pPr>
+      <w:r>
+        <w:t>Tjäder – ekologi samt krav på livsmiljön</w:t>
+      </w:r>
+    </w:p>
+    <w:p>
+      <w:r>
+        <w:t xml:space="preserve">Tjäder (§4) omfattas av bilaga 1 och 2 EU:s fågeldirektiv och är typisk art för </w:t>
+      </w:r>
+      <w:r>
+        <w:rPr>
+          <w:i/>
+        </w:rPr>
+        <w:t xml:space="preserve">9010 Taiga </w:t>
+      </w:r>
+      <w:r>
+        <w:t xml:space="preserve">och </w:t>
+      </w:r>
+      <w:r>
+        <w:rPr>
+          <w:i/>
+        </w:rPr>
+        <w:t>9740 Skogsbevuxen myr</w:t>
+      </w:r>
+      <w:r>
+        <w:t>. Tjädern är en utpräglad skogsfågel knuten till större sammanhängande barrskogsområden. Tupparna och hönorna utnyttjar till viss del olika miljöer, och habitatvalet varierar dessutom mellan olika delar av året. För att det ska finnas livskraftiga tjäderbestånd krävs funktionella skogslandskap med en blandning av uppvuxen, gles och luckig skog, täta sumpskogar, myrar och andra små våtmarker (Skogsstyrelsen, 2019; SLU Artdatabanken 2024).</w:t>
+      </w:r>
+    </w:p>
+    <w:p>
+      <w:r>
+        <w:t>Arten försvinner när skogen fragmenteras och den sammanlagda arealen hyggen och andra öppna områden blir för stor. Ett småskaligt och försiktigt virkesuttag genom hyggesfria metoder kan i vissa fall vara möjligt i området inom 200 m från lekcentrum. Längre ut från lekcentrum, inom 200–500 m bör den avverkade ytan inte överskrida 1 hektar för att undvika alltför stora och snabba förändringar (Skogsstyrelsen, 2019).</w:t>
+      </w:r>
+    </w:p>
+    <w:p>
+      <w:pPr>
+        <w:pStyle w:val="Heading2"/>
+      </w:pPr>
+      <w:r>
+        <w:t>Referenser – tjäder</w:t>
+      </w:r>
+    </w:p>
+    <w:p>
+      <w:r>
+        <w:t xml:space="preserve">Skogsstyrelsen, 2019. </w:t>
+      </w:r>
+      <w:r>
+        <w:rPr>
+          <w:i/>
+        </w:rPr>
+        <w:t>Vägledning för hänsyn till fåglar – tjäder.</w:t>
+      </w:r>
+    </w:p>
+    <w:p>
+      <w:r>
+        <w:t xml:space="preserve">SLU Artdatabanken, 2024. </w:t>
       </w:r>
       <w:r>
         <w:rPr>
@@ -877,7 +1292,7 @@
     <w:r>
       <w:tab/>
       <w:tab/>
-      <w:t>2026-09-01</w:t>
+      <w:t>2026-09-02</w:t>
       <w:br/>
       <w:br/>
     </w:r>

--- a/klagomål/S 222-2023 FSC-klagomål.docx
+++ b/klagomål/S 222-2023 FSC-klagomål.docx
@@ -1292,7 +1292,7 @@
     <w:r>
       <w:tab/>
       <w:tab/>
-      <w:t>2026-09-02</w:t>
+      <w:t>2026-09-03</w:t>
       <w:br/>
       <w:br/>
     </w:r>

--- a/klagomål/S 222-2023 FSC-klagomål.docx
+++ b/klagomål/S 222-2023 FSC-klagomål.docx
@@ -1292,7 +1292,7 @@
     <w:r>
       <w:tab/>
       <w:tab/>
-      <w:t>2026-09-03</w:t>
+      <w:t>2026-09-04</w:t>
       <w:br/>
       <w:br/>
     </w:r>

--- a/klagomål/S 222-2023 FSC-klagomål.docx
+++ b/klagomål/S 222-2023 FSC-klagomål.docx
@@ -1292,7 +1292,7 @@
     <w:r>
       <w:tab/>
       <w:tab/>
-      <w:t>2026-09-04</w:t>
+      <w:t>2026-09-05</w:t>
       <w:br/>
       <w:br/>
     </w:r>
